--- a/KHBD_Tin_học/Lớp_5/Tuần_20/KHBD_Tin_hoc_Lớp_5_Tiet19_Bai_15_Cau_truc_re_nhanh.docx
+++ b/KHBD_Tin_học/Lớp_5/Tuần_20/KHBD_Tin_hoc_Lớp_5_Tiet19_Bai_15_Cau_truc_re_nhanh.docx
@@ -360,12 +360,12 @@
       </w:pPr>
       <w:r>
         <w:rPr>
-          <w:rFonts w:ascii="Times New Roman" w:hAnsi="Times New Roman" w:eastAsia="Times New Roman"/>
+          <w:rFonts w:ascii="Times New Roman" w:hAnsi="Times New Roman" w:eastAsia="Times New Roman" w:cs="Times New Roman"/>
           <w:b w:val="0"/>
           <w:i w:val="0"/>
           <w:sz w:val="26"/>
         </w:rPr>
-        <w:t>- Miền I. Khai thác dữ liệu và thông tin (thành tố 1.1. Duyệt, tìm kiếm và lọc dữ liệu, thông tin và nội dung số – Bậc 1): Khai thác thông tin số, dữ liệu đa phương tiện an toàn phục vụ bài học. (Đạt được thông qua Hoạt động 2)</w:t>
+        <w:t>- Miền III. Sáng tạo nội dung số (thành tố 3.4. Lập trình – Bậc 2): Liệt kê được các hướng dẫn đơn giản để hệ thống máy tính giải quyết một vấn đề đơn giản hoặc thực hiện một nhiệm vụ đơn giản. (Đạt được thông qua Hoạt động 2, Hoạt động 3).</w:t>
       </w:r>
     </w:p>
     <w:p>
@@ -376,12 +376,12 @@
       </w:pPr>
       <w:r>
         <w:rPr>
-          <w:rFonts w:ascii="Times New Roman" w:hAnsi="Times New Roman" w:eastAsia="Times New Roman"/>
+          <w:rFonts w:ascii="Times New Roman" w:hAnsi="Times New Roman" w:eastAsia="Times New Roman" w:cs="Times New Roman"/>
           <w:b w:val="0"/>
           <w:i w:val="0"/>
           <w:sz w:val="26"/>
         </w:rPr>
-        <w:t>- Miền IV. An toàn (thành tố 4.1. Bảo vệ thiết bị – Bậc 1): Tuân thủ quy tắc an toàn về điện, bảo vệ mắt và giữ vệ sinh thiết bị phòng máy. (Đạt được thông qua Hoạt động 3, Hoạt động 4)</w:t>
+        <w:t>- Miền V. Giải quyết vấn đề (thành tố 5.3. Sử dụng sáng tạo công nghệ số – Bậc 2): Xác định được các công cụ và công nghệ số đơn giản có thể được sử dụng để tạo ra kiến thức và đổi mới quy trình cũng như sản phẩm; Tuân theo quy trình nhận thức đơn giản của cá nhân và tập thể để hiểu và giải quyết các vấn đề khái niệm đơn giản và các tình huống có vấn đề trong môi trường số. (Đạt được thông qua Hoạt động 3, Hoạt động 4).</w:t>
       </w:r>
     </w:p>
     <w:p>

--- a/KHBD_Tin_học/Lớp_5/Tuần_20/KHBD_Tin_hoc_Lớp_5_Tiet19_Bai_15_Cau_truc_re_nhanh.docx
+++ b/KHBD_Tin_học/Lớp_5/Tuần_20/KHBD_Tin_hoc_Lớp_5_Tiet19_Bai_15_Cau_truc_re_nhanh.docx
@@ -371,7 +371,7 @@
           <w:i w:val="0"/>
           <w:sz w:val="26"/>
         </w:rPr>
-        <w:t>- NLa (Sử dụng và quản lí các phương tiện ICT): Nhận diện và thao tác đúng các công cụ, phần mềm trong bài Bài 15: Cấu trúc rẽ nhánh. (Đạt được thông qua Hoạt động 2)</w:t>
+        <w:t>- NLc (Giải quyết vấn đề với sự hỗ trợ của ICT): Phân tích vấn đề, xác định quy trình xử lý dữ liệu và giải quyết bài toán trong bài Bài 15: Cấu trúc rẽ nhánh. (Đạt được thông qua Hoạt động 2, Hoạt động 3)</w:t>
       </w:r>
     </w:p>
     <w:p>
@@ -387,7 +387,7 @@
           <w:i w:val="0"/>
           <w:sz w:val="26"/>
         </w:rPr>
-        <w:t>- NLd (Ứng dụng ICT trong học và tự học): Sử dụng phần mềm tạo sản phẩm số phục vụ học tập. (Đạt được thông qua Hoạt động 3)</w:t>
+        <w:t>- NLd (Ứng dụng ICT trong học và tự học): Sử dụng thành thạo các công cụ và phần mềm chuyên dụng để giải quyết nhiệm vụ bài học. (Đạt được thông qua Hoạt động 3)</w:t>
       </w:r>
     </w:p>
     <w:p>
